--- a/resumes/technical-resume.docx
+++ b/resumes/technical-resume.docx
@@ -2,42 +2,72 @@
 <file path=word/document.xml><?xml version="1.0" encoding="utf-8"?>
 <w:document xmlns:w="http://schemas.openxmlformats.org/wordprocessingml/2006/main" xmlns:m="http://schemas.openxmlformats.org/officeDocument/2006/math" xmlns:r="http://schemas.openxmlformats.org/officeDocument/2006/relationships" xmlns:o="urn:schemas-microsoft-com:office:office" xmlns:v="urn:schemas-microsoft-com:vml" xmlns:w10="urn:schemas-microsoft-com:office:word" xmlns:a="http://schemas.openxmlformats.org/drawingml/2006/main" xmlns:pic="http://schemas.openxmlformats.org/drawingml/2006/picture" xmlns:wp="http://schemas.openxmlformats.org/drawingml/2006/wordprocessingDrawing">
   <w:body>
-    <w:p>
-      <w:pPr>
-        <w:pStyle w:val="FirstParagraph"/>
-      </w:pPr>
-      <w:r>
-        <w:t xml:space="preserve">Alexander Ferrari Miller</w:t>
-      </w:r>
-      <w:r>
-        <w:br/>
-      </w:r>
-      <w:r>
-        <w:t xml:space="preserve">3549 North D Street</w:t>
-      </w:r>
-      <w:r>
-        <w:br/>
-      </w:r>
-      <w:r>
-        <w:t xml:space="preserve">San Bernardino, CA 92405-2103</w:t>
-      </w:r>
-      <w:r>
-        <w:br/>
-      </w:r>
-      <w:r>
-        <w:t xml:space="preserve">+1 (323) 681-7588</w:t>
-      </w:r>
-      <w:r>
-        <w:br/>
-      </w:r>
-      <w:r>
-        <w:t xml:space="preserve">Alexander.Ferrari.Miller@gmail.com</w:t>
-      </w:r>
-      <w:r>
-        <w:br/>
-      </w:r>
-      <w:r>
-        <w:t xml:space="preserve">https://AlexanderFerrariMiller.com</w:t>
+    <w:tbl>
+      <w:tblPr>
+        <w:tblStyle w:val="Table"/>
+        <w:tblW w:type="pct" w:w="5000"/>
+        <w:tblLook w:firstRow="0" w:lastRow="0" w:firstColumn="0" w:lastColumn="0" w:noHBand="0" w:noVBand="0" w:val="0000"/>
+        <w:jc w:val="start"/>
+      </w:tblPr>
+      <w:tblGrid>
+        <w:gridCol w:w="7920"/>
+      </w:tblGrid>
+      <w:tr>
+        <w:tc>
+          <w:tcPr/>
+          <w:p>
+            <w:pPr>
+              <w:pStyle w:val="Compact"/>
+              <w:jc w:val="left"/>
+            </w:pPr>
+            <w:r>
+              <w:rPr>
+                <w:bCs/>
+                <w:b/>
+              </w:rPr>
+              <w:t xml:space="preserve">Alexander Ferrari Miller</w:t>
+            </w:r>
+            <w:r>
+              <w:br/>
+            </w:r>
+            <w:r>
+              <w:t xml:space="preserve">3549 North D Street</w:t>
+            </w:r>
+            <w:r>
+              <w:br/>
+            </w:r>
+            <w:r>
+              <w:t xml:space="preserve">San Bernardino, CA 92405-2103</w:t>
+            </w:r>
+            <w:r>
+              <w:br/>
+            </w:r>
+            <w:r>
+              <w:t xml:space="preserve">+1 (323) 681-7588</w:t>
+            </w:r>
+            <w:r>
+              <w:br/>
+            </w:r>
+            <w:r>
+              <w:t xml:space="preserve">Alexander.Ferrari.Miller@gmail.com</w:t>
+            </w:r>
+            <w:r>
+              <w:br/>
+            </w:r>
+            <w:r>
+              <w:t xml:space="preserve">https://AlexanderFerrariMiller.com</w:t>
+            </w:r>
+          </w:p>
+        </w:tc>
+      </w:tr>
+    </w:tbl>
+    <w:bookmarkStart w:id="22" w:name="technical-qa-software"/>
+    <w:p>
+      <w:pPr>
+        <w:pStyle w:val="Heading2"/>
+      </w:pPr>
+      <w:r>
+        <w:t xml:space="preserve">TECHNICAL / QA / SOFTWARE</w:t>
       </w:r>
     </w:p>
     <w:bookmarkStart w:id="20" w:name="professional-summary"/>
@@ -73,8 +103,8 @@
       </w:pPr>
       <w:r>
         <w:rPr>
+          <w:bCs/>
           <w:b/>
-          <w:bCs/>
         </w:rPr>
         <w:t xml:space="preserve">Quality Assurance:</w:t>
       </w:r>
@@ -91,8 +121,8 @@
       </w:pPr>
       <w:r>
         <w:rPr>
+          <w:bCs/>
           <w:b/>
-          <w:bCs/>
         </w:rPr>
         <w:t xml:space="preserve">Software &amp; Data:</w:t>
       </w:r>
@@ -109,8 +139,8 @@
       </w:pPr>
       <w:r>
         <w:rPr>
+          <w:bCs/>
           <w:b/>
-          <w:bCs/>
         </w:rPr>
         <w:t xml:space="preserve">Web &amp; Systems:</w:t>
       </w:r>
@@ -127,8 +157,8 @@
       </w:pPr>
       <w:r>
         <w:rPr>
+          <w:bCs/>
           <w:b/>
-          <w:bCs/>
         </w:rPr>
         <w:t xml:space="preserve">Technical Communication:</w:t>
       </w:r>
@@ -140,7 +170,8 @@
       </w:r>
     </w:p>
     <w:bookmarkEnd w:id="21"/>
-    <w:bookmarkStart w:id="31" w:name="professional-technical-experience"/>
+    <w:bookmarkEnd w:id="22"/>
+    <w:bookmarkStart w:id="32" w:name="professional-technical-experience"/>
     <w:p>
       <w:pPr>
         <w:pStyle w:val="Heading2"/>
@@ -149,7 +180,7 @@
         <w:t xml:space="preserve">Professional Technical Experience</w:t>
       </w:r>
     </w:p>
-    <w:bookmarkStart w:id="22" w:name="X7c7414cd836315602257a26bec3cd71595bb782"/>
+    <w:bookmarkStart w:id="23" w:name="X7c7414cd836315602257a26bec3cd71595bb782"/>
     <w:p>
       <w:pPr>
         <w:pStyle w:val="Heading3"/>
@@ -164,19 +195,19 @@
       </w:pPr>
       <w:r>
         <w:rPr>
+          <w:bCs/>
           <w:b/>
-          <w:bCs/>
         </w:rPr>
         <w:t xml:space="preserve">Lotus Development Corporation — Cambridge, MA</w:t>
       </w:r>
     </w:p>
     <w:p>
       <w:pPr>
-        <w:pStyle w:val="Compact"/>
         <w:numPr>
           <w:ilvl w:val="0"/>
           <w:numId w:val="1001"/>
         </w:numPr>
+        <w:pStyle w:val="Compact"/>
       </w:pPr>
       <w:r>
         <w:t xml:space="preserve">One of four QA engineers responsible for the charting subsystem of Lotus 1-2-3 Release 3.</w:t>
@@ -184,11 +215,11 @@
     </w:p>
     <w:p>
       <w:pPr>
-        <w:pStyle w:val="Compact"/>
         <w:numPr>
           <w:ilvl w:val="0"/>
           <w:numId w:val="1001"/>
         </w:numPr>
+        <w:pStyle w:val="Compact"/>
       </w:pPr>
       <w:r>
         <w:t xml:space="preserve">Tested charting functionality including numerical XY charts and boundary conditions.</w:t>
@@ -196,11 +227,11 @@
     </w:p>
     <w:p>
       <w:pPr>
-        <w:pStyle w:val="Compact"/>
         <w:numPr>
           <w:ilvl w:val="0"/>
           <w:numId w:val="1001"/>
         </w:numPr>
+        <w:pStyle w:val="Compact"/>
       </w:pPr>
       <w:r>
         <w:t xml:space="preserve">Designed and developed the</w:t>
@@ -210,8 +241,8 @@
       </w:r>
       <w:r>
         <w:rPr>
+          <w:bCs/>
           <w:b/>
-          <w:bCs/>
         </w:rPr>
         <w:t xml:space="preserve">XY Star</w:t>
       </w:r>
@@ -224,11 +255,11 @@
     </w:p>
     <w:p>
       <w:pPr>
-        <w:pStyle w:val="Compact"/>
         <w:numPr>
           <w:ilvl w:val="0"/>
           <w:numId w:val="1001"/>
         </w:numPr>
+        <w:pStyle w:val="Compact"/>
       </w:pPr>
       <w:r>
         <w:t xml:space="preserve">Built 14 nested mathematically generated star plots whose scale, translation, and rotation could be systematically varied with predictable visual results.</w:t>
@@ -236,11 +267,11 @@
     </w:p>
     <w:p>
       <w:pPr>
-        <w:pStyle w:val="Compact"/>
         <w:numPr>
           <w:ilvl w:val="0"/>
           <w:numId w:val="1001"/>
         </w:numPr>
+        <w:pStyle w:val="Compact"/>
       </w:pPr>
       <w:r>
         <w:t xml:space="preserve">Provided developers with reproducible visual evidence that assisted in identifying and resolving charting defects.</w:t>
@@ -248,11 +279,11 @@
     </w:p>
     <w:p>
       <w:pPr>
-        <w:pStyle w:val="Compact"/>
         <w:numPr>
           <w:ilvl w:val="0"/>
           <w:numId w:val="1001"/>
         </w:numPr>
+        <w:pStyle w:val="Compact"/>
       </w:pPr>
       <w:r>
         <w:t xml:space="preserve">Developed a separate spreadsheet cell-comparison test tool using a heuristic definition of cell equality incorporating values, source contents, and formatting.</w:t>
@@ -260,18 +291,18 @@
     </w:p>
     <w:p>
       <w:pPr>
-        <w:pStyle w:val="Compact"/>
         <w:numPr>
           <w:ilvl w:val="0"/>
           <w:numId w:val="1001"/>
         </w:numPr>
+        <w:pStyle w:val="Compact"/>
       </w:pPr>
       <w:r>
         <w:t xml:space="preserve">Selected by Lotus to travel from Massachusetts to California to demonstrate Lotus 1-2-3 Release 3 to customers, using the XY Star charts as a central part of the presentation.</w:t>
       </w:r>
     </w:p>
-    <w:bookmarkEnd w:id="22"/>
-    <w:bookmarkStart w:id="23" w:name="software-design-development-testing"/>
+    <w:bookmarkEnd w:id="23"/>
+    <w:bookmarkStart w:id="24" w:name="software-design-development-testing"/>
     <w:p>
       <w:pPr>
         <w:pStyle w:val="Heading3"/>
@@ -286,19 +317,19 @@
       </w:pPr>
       <w:r>
         <w:rPr>
+          <w:bCs/>
           <w:b/>
-          <w:bCs/>
         </w:rPr>
         <w:t xml:space="preserve">Sturdy Software Incorporated</w:t>
       </w:r>
     </w:p>
     <w:p>
       <w:pPr>
-        <w:pStyle w:val="Compact"/>
         <w:numPr>
           <w:ilvl w:val="0"/>
           <w:numId w:val="1002"/>
         </w:numPr>
+        <w:pStyle w:val="Compact"/>
       </w:pPr>
       <w:r>
         <w:t xml:space="preserve">Collaboratively designed cryptographic algorithms for a working software encryption system.</w:t>
@@ -306,11 +337,11 @@
     </w:p>
     <w:p>
       <w:pPr>
-        <w:pStyle w:val="Compact"/>
         <w:numPr>
           <w:ilvl w:val="0"/>
           <w:numId w:val="1002"/>
         </w:numPr>
+        <w:pStyle w:val="Compact"/>
       </w:pPr>
       <w:r>
         <w:t xml:space="preserve">Designed reversible transformations exhibiting strong avalanche behavior in forward and inverse operations.</w:t>
@@ -318,11 +349,11 @@
     </w:p>
     <w:p>
       <w:pPr>
-        <w:pStyle w:val="Compact"/>
         <w:numPr>
           <w:ilvl w:val="0"/>
           <w:numId w:val="1002"/>
         </w:numPr>
+        <w:pStyle w:val="Compact"/>
       </w:pPr>
       <w:r>
         <w:t xml:space="preserve">Personally wrote and tested every line of code in the working encryption implementation.</w:t>
@@ -330,11 +361,11 @@
     </w:p>
     <w:p>
       <w:pPr>
-        <w:pStyle w:val="Compact"/>
         <w:numPr>
           <w:ilvl w:val="0"/>
           <w:numId w:val="1002"/>
         </w:numPr>
+        <w:pStyle w:val="Compact"/>
       </w:pPr>
       <w:r>
         <w:t xml:space="preserve">Developed reduced-scale 7-bit, 6-bit, and 5-bit implementations to expose internal behavior and test boundary conditions.</w:t>
@@ -342,11 +373,11 @@
     </w:p>
     <w:p>
       <w:pPr>
-        <w:pStyle w:val="Compact"/>
         <w:numPr>
           <w:ilvl w:val="0"/>
           <w:numId w:val="1002"/>
         </w:numPr>
+        <w:pStyle w:val="Compact"/>
       </w:pPr>
       <w:r>
         <w:t xml:space="preserve">Identified cyclic behavior in a 4-bit implementation and experimentally demonstrated that a single-bit perturbation could break the cycle.</w:t>
@@ -354,18 +385,18 @@
     </w:p>
     <w:p>
       <w:pPr>
-        <w:pStyle w:val="Compact"/>
         <w:numPr>
           <w:ilvl w:val="0"/>
           <w:numId w:val="1002"/>
         </w:numPr>
+        <w:pStyle w:val="Compact"/>
       </w:pPr>
       <w:r>
         <w:t xml:space="preserve">Participated in conceptual design and planning for proposed error-control and data-compression product families.</w:t>
       </w:r>
     </w:p>
-    <w:bookmarkEnd w:id="23"/>
-    <w:bookmarkStart w:id="24" w:name="senior-quality-assurance-engineer"/>
+    <w:bookmarkEnd w:id="24"/>
+    <w:bookmarkStart w:id="25" w:name="senior-quality-assurance-engineer"/>
     <w:p>
       <w:pPr>
         <w:pStyle w:val="Heading3"/>
@@ -380,19 +411,19 @@
       </w:pPr>
       <w:r>
         <w:rPr>
+          <w:bCs/>
           <w:b/>
-          <w:bCs/>
         </w:rPr>
         <w:t xml:space="preserve">Notable Technologies</w:t>
       </w:r>
     </w:p>
     <w:p>
       <w:pPr>
-        <w:pStyle w:val="Compact"/>
         <w:numPr>
           <w:ilvl w:val="0"/>
           <w:numId w:val="1003"/>
         </w:numPr>
+        <w:pStyle w:val="Compact"/>
       </w:pPr>
       <w:r>
         <w:t xml:space="preserve">Performed QA for multiple pen-enabled and pen-centric applications, including a crossword game, data-compression software, and a communications application.</w:t>
@@ -400,11 +431,11 @@
     </w:p>
     <w:p>
       <w:pPr>
-        <w:pStyle w:val="Compact"/>
         <w:numPr>
           <w:ilvl w:val="0"/>
           <w:numId w:val="1003"/>
         </w:numPr>
+        <w:pStyle w:val="Compact"/>
       </w:pPr>
       <w:r>
         <w:t xml:space="preserve">Investigated performance problems associated with the constrained underlying pen-computing environment.</w:t>
@@ -412,11 +443,11 @@
     </w:p>
     <w:p>
       <w:pPr>
-        <w:pStyle w:val="Compact"/>
         <w:numPr>
           <w:ilvl w:val="0"/>
           <w:numId w:val="1003"/>
         </w:numPr>
+        <w:pStyle w:val="Compact"/>
       </w:pPr>
       <w:r>
         <w:t xml:space="preserve">Developed a bug-tracking database.</w:t>
@@ -424,18 +455,18 @@
     </w:p>
     <w:p>
       <w:pPr>
-        <w:pStyle w:val="Compact"/>
         <w:numPr>
           <w:ilvl w:val="0"/>
           <w:numId w:val="1003"/>
         </w:numPr>
+        <w:pStyle w:val="Compact"/>
       </w:pPr>
       <w:r>
         <w:t xml:space="preserve">Advocated for white-box testing and closer integration between development and QA.</w:t>
       </w:r>
     </w:p>
-    <w:bookmarkEnd w:id="24"/>
-    <w:bookmarkStart w:id="25" w:name="software-quality-assurance-contractor"/>
+    <w:bookmarkEnd w:id="25"/>
+    <w:bookmarkStart w:id="26" w:name="software-quality-assurance-contractor"/>
     <w:p>
       <w:pPr>
         <w:pStyle w:val="Heading3"/>
@@ -450,19 +481,19 @@
       </w:pPr>
       <w:r>
         <w:rPr>
+          <w:bCs/>
           <w:b/>
-          <w:bCs/>
         </w:rPr>
         <w:t xml:space="preserve">Slate Corporation</w:t>
       </w:r>
     </w:p>
     <w:p>
       <w:pPr>
-        <w:pStyle w:val="Compact"/>
         <w:numPr>
           <w:ilvl w:val="0"/>
           <w:numId w:val="1004"/>
         </w:numPr>
+        <w:pStyle w:val="Compact"/>
       </w:pPr>
       <w:r>
         <w:t xml:space="preserve">Tested software applications developed for pen-enabled computing environments.</w:t>
@@ -470,11 +501,11 @@
     </w:p>
     <w:p>
       <w:pPr>
-        <w:pStyle w:val="Compact"/>
         <w:numPr>
           <w:ilvl w:val="0"/>
           <w:numId w:val="1004"/>
         </w:numPr>
+        <w:pStyle w:val="Compact"/>
       </w:pPr>
       <w:r>
         <w:t xml:space="preserve">Identified lack of file-save capability as a major obstacle to effective testing.</w:t>
@@ -482,11 +513,11 @@
     </w:p>
     <w:p>
       <w:pPr>
-        <w:pStyle w:val="Compact"/>
         <w:numPr>
           <w:ilvl w:val="0"/>
           <w:numId w:val="1004"/>
         </w:numPr>
+        <w:pStyle w:val="Compact"/>
       </w:pPr>
       <w:r>
         <w:t xml:space="preserve">Advocated for preservation of test outputs so QA could compare behavior and provide concrete defect evidence.</w:t>
@@ -494,18 +525,18 @@
     </w:p>
     <w:p>
       <w:pPr>
-        <w:pStyle w:val="Compact"/>
         <w:numPr>
           <w:ilvl w:val="0"/>
           <w:numId w:val="1004"/>
         </w:numPr>
+        <w:pStyle w:val="Compact"/>
       </w:pPr>
       <w:r>
         <w:t xml:space="preserve">Documented reproducible test steps despite limitations on preserving product output.</w:t>
       </w:r>
     </w:p>
-    <w:bookmarkEnd w:id="25"/>
-    <w:bookmarkStart w:id="26" w:name="network-engineer"/>
+    <w:bookmarkEnd w:id="26"/>
+    <w:bookmarkStart w:id="27" w:name="network-engineer"/>
     <w:p>
       <w:pPr>
         <w:pStyle w:val="Heading3"/>
@@ -520,19 +551,19 @@
       </w:pPr>
       <w:r>
         <w:rPr>
+          <w:bCs/>
           <w:b/>
-          <w:bCs/>
         </w:rPr>
         <w:t xml:space="preserve">Lynch, Marks &amp; Associates — Berkeley, CA</w:t>
       </w:r>
     </w:p>
     <w:p>
       <w:pPr>
-        <w:pStyle w:val="Compact"/>
         <w:numPr>
           <w:ilvl w:val="0"/>
           <w:numId w:val="1005"/>
         </w:numPr>
+        <w:pStyle w:val="Compact"/>
       </w:pPr>
       <w:r>
         <w:t xml:space="preserve">Set up standardized workstations and troubleshot computer and network problems in-office and at client locations.</w:t>
@@ -540,11 +571,11 @@
     </w:p>
     <w:p>
       <w:pPr>
-        <w:pStyle w:val="Compact"/>
         <w:numPr>
           <w:ilvl w:val="0"/>
           <w:numId w:val="1005"/>
         </w:numPr>
+        <w:pStyle w:val="Compact"/>
       </w:pPr>
       <w:r>
         <w:t xml:space="preserve">Worked with Microsoft Word and WordPerfect scripts used by law firms to generate pleadings, proofs of service, and other routine documents.</w:t>
@@ -552,18 +583,18 @@
     </w:p>
     <w:p>
       <w:pPr>
-        <w:pStyle w:val="Compact"/>
         <w:numPr>
           <w:ilvl w:val="0"/>
           <w:numId w:val="1005"/>
         </w:numPr>
+        <w:pStyle w:val="Compact"/>
       </w:pPr>
       <w:r>
         <w:t xml:space="preserve">Developed a Lotus Notes application for a client to track telemarketing calls and follow-up activity.</w:t>
       </w:r>
     </w:p>
-    <w:bookmarkEnd w:id="26"/>
-    <w:bookmarkStart w:id="27" w:name="software-quality-assurance-contractor-1"/>
+    <w:bookmarkEnd w:id="27"/>
+    <w:bookmarkStart w:id="28" w:name="software-quality-assurance-contractor-1"/>
     <w:p>
       <w:pPr>
         <w:pStyle w:val="Heading3"/>
@@ -578,19 +609,19 @@
       </w:pPr>
       <w:r>
         <w:rPr>
+          <w:bCs/>
           <w:b/>
-          <w:bCs/>
         </w:rPr>
         <w:t xml:space="preserve">Bank of America — Concord, CA</w:t>
       </w:r>
     </w:p>
     <w:p>
       <w:pPr>
-        <w:pStyle w:val="Compact"/>
         <w:numPr>
           <w:ilvl w:val="0"/>
           <w:numId w:val="1006"/>
         </w:numPr>
+        <w:pStyle w:val="Compact"/>
       </w:pPr>
       <w:r>
         <w:t xml:space="preserve">Performed black-box testing of a merchant-management system.</w:t>
@@ -598,18 +629,18 @@
     </w:p>
     <w:p>
       <w:pPr>
-        <w:pStyle w:val="Compact"/>
         <w:numPr>
           <w:ilvl w:val="0"/>
           <w:numId w:val="1006"/>
         </w:numPr>
+        <w:pStyle w:val="Compact"/>
       </w:pPr>
       <w:r>
         <w:t xml:space="preserve">Coordinated the systems-integration team into the testing effort.</w:t>
       </w:r>
     </w:p>
-    <w:bookmarkEnd w:id="27"/>
-    <w:bookmarkStart w:id="28" w:name="software-quality-assurance-contractor-2"/>
+    <w:bookmarkEnd w:id="28"/>
+    <w:bookmarkStart w:id="29" w:name="software-quality-assurance-contractor-2"/>
     <w:p>
       <w:pPr>
         <w:pStyle w:val="Heading3"/>
@@ -624,38 +655,38 @@
       </w:pPr>
       <w:r>
         <w:rPr>
+          <w:bCs/>
           <w:b/>
-          <w:bCs/>
         </w:rPr>
         <w:t xml:space="preserve">Visa — Foster City, CA</w:t>
       </w:r>
     </w:p>
     <w:p>
       <w:pPr>
-        <w:pStyle w:val="Compact"/>
         <w:numPr>
           <w:ilvl w:val="0"/>
           <w:numId w:val="1007"/>
         </w:numPr>
-      </w:pPr>
-      <w:r>
-        <w:t xml:space="preserve">Tested Visa’s merchant-management system.</w:t>
-      </w:r>
-    </w:p>
-    <w:p>
-      <w:pPr>
-        <w:pStyle w:val="Compact"/>
+        <w:pStyle w:val="Compact"/>
+      </w:pPr>
+      <w:r>
+        <w:t xml:space="preserve">Tested Visa's merchant-management system.</w:t>
+      </w:r>
+    </w:p>
+    <w:p>
+      <w:pPr>
         <w:numPr>
           <w:ilvl w:val="0"/>
           <w:numId w:val="1007"/>
         </w:numPr>
-      </w:pPr>
-      <w:r>
-        <w:t xml:space="preserve">Examined the system’s SQL database as part of the testing effort.</w:t>
-      </w:r>
-    </w:p>
-    <w:bookmarkEnd w:id="28"/>
-    <w:bookmarkStart w:id="29" w:name="intern"/>
+        <w:pStyle w:val="Compact"/>
+      </w:pPr>
+      <w:r>
+        <w:t xml:space="preserve">Examined the system's SQL database as part of the testing effort.</w:t>
+      </w:r>
+    </w:p>
+    <w:bookmarkEnd w:id="29"/>
+    <w:bookmarkStart w:id="30" w:name="intern"/>
     <w:p>
       <w:pPr>
         <w:pStyle w:val="Heading3"/>
@@ -670,19 +701,19 @@
       </w:pPr>
       <w:r>
         <w:rPr>
+          <w:bCs/>
           <w:b/>
-          <w:bCs/>
         </w:rPr>
         <w:t xml:space="preserve">Internet Alfredo — San Francisco, CA</w:t>
       </w:r>
     </w:p>
     <w:p>
       <w:pPr>
-        <w:pStyle w:val="Compact"/>
         <w:numPr>
           <w:ilvl w:val="0"/>
           <w:numId w:val="1008"/>
         </w:numPr>
+        <w:pStyle w:val="Compact"/>
       </w:pPr>
       <w:r>
         <w:t xml:space="preserve">Worked on dynamic website development using Server-Side Includes (SSI).</w:t>
@@ -690,11 +721,11 @@
     </w:p>
     <w:p>
       <w:pPr>
-        <w:pStyle w:val="Compact"/>
         <w:numPr>
           <w:ilvl w:val="0"/>
           <w:numId w:val="1008"/>
         </w:numPr>
+        <w:pStyle w:val="Compact"/>
       </w:pPr>
       <w:r>
         <w:t xml:space="preserve">Explored assembling dynamic web content using SSI in ways analogous to functionality later commonly implemented with server-side scripting.</w:t>
@@ -702,18 +733,18 @@
     </w:p>
     <w:p>
       <w:pPr>
-        <w:pStyle w:val="Compact"/>
         <w:numPr>
           <w:ilvl w:val="0"/>
           <w:numId w:val="1008"/>
         </w:numPr>
+        <w:pStyle w:val="Compact"/>
       </w:pPr>
       <w:r>
         <w:t xml:space="preserve">Developed Bannerclub.com, an independent project for coordinating banner advertisements for clients.</w:t>
       </w:r>
     </w:p>
-    <w:bookmarkEnd w:id="29"/>
-    <w:bookmarkStart w:id="30" w:name="website-designer"/>
+    <w:bookmarkEnd w:id="30"/>
+    <w:bookmarkStart w:id="31" w:name="website-designer"/>
     <w:p>
       <w:pPr>
         <w:pStyle w:val="Heading3"/>
@@ -728,19 +759,19 @@
       </w:pPr>
       <w:r>
         <w:rPr>
+          <w:bCs/>
           <w:b/>
-          <w:bCs/>
         </w:rPr>
         <w:t xml:space="preserve">Pearlsom — Los Angeles, CA — January 2014–Present</w:t>
       </w:r>
     </w:p>
     <w:p>
       <w:pPr>
-        <w:pStyle w:val="Compact"/>
         <w:numPr>
           <w:ilvl w:val="0"/>
           <w:numId w:val="1009"/>
         </w:numPr>
+        <w:pStyle w:val="Compact"/>
       </w:pPr>
       <w:r>
         <w:t xml:space="preserve">Designed, developed, and maintained web content and site organization.</w:t>
@@ -748,11 +779,11 @@
     </w:p>
     <w:p>
       <w:pPr>
-        <w:pStyle w:val="Compact"/>
         <w:numPr>
           <w:ilvl w:val="0"/>
           <w:numId w:val="1009"/>
         </w:numPr>
+        <w:pStyle w:val="Compact"/>
       </w:pPr>
       <w:r>
         <w:t xml:space="preserve">Applied technical troubleshooting and computer skills to long-term website development.</w:t>
@@ -760,19 +791,19 @@
     </w:p>
     <w:p>
       <w:pPr>
-        <w:pStyle w:val="Compact"/>
         <w:numPr>
           <w:ilvl w:val="0"/>
           <w:numId w:val="1009"/>
         </w:numPr>
+        <w:pStyle w:val="Compact"/>
       </w:pPr>
       <w:r>
         <w:t xml:space="preserve">Worked with photos, video, mailing lists, email identity, social-media integration, text chat, and webcam/video communication.</w:t>
       </w:r>
     </w:p>
-    <w:bookmarkEnd w:id="30"/>
     <w:bookmarkEnd w:id="31"/>
-    <w:bookmarkStart w:id="46" w:name="current-technical-independent-projects"/>
+    <w:bookmarkEnd w:id="32"/>
+    <w:bookmarkStart w:id="47" w:name="current-technical-independent-projects"/>
     <w:p>
       <w:pPr>
         <w:pStyle w:val="Heading2"/>
@@ -781,7 +812,7 @@
         <w:t xml:space="preserve">Current Technical &amp; Independent Projects</w:t>
       </w:r>
     </w:p>
-    <w:bookmarkStart w:id="32" w:name="X9fabe31e3da673cd7f5fa20d2060d6838171f01"/>
+    <w:bookmarkStart w:id="33" w:name="X9fabe31e3da673cd7f5fa20d2060d6838171f01"/>
     <w:p>
       <w:pPr>
         <w:pStyle w:val="Heading3"/>
@@ -798,8 +829,8 @@
         <w:t xml:space="preserve">Reconstructed the earlier Sturdy cryptographic algorithm in Ada from surviving knowledge of the original design. Current work focuses on preservation, compilation, test-harness development, behavioral verification, and eventual cryptographic validation.</w:t>
       </w:r>
     </w:p>
-    <w:bookmarkEnd w:id="32"/>
-    <w:bookmarkStart w:id="33" w:name="channeldial"/>
+    <w:bookmarkEnd w:id="33"/>
+    <w:bookmarkStart w:id="34" w:name="channeldial"/>
     <w:p>
       <w:pPr>
         <w:pStyle w:val="Heading3"/>
@@ -816,8 +847,8 @@
         <w:t xml:space="preserve">Developing an Ada-based Unix/Linux directory for collecting, organizing, searching, and verifying communications channels, with a structured data model, planned Laravel web interface, and tutorial documentation developed alongside the software.</w:t>
       </w:r>
     </w:p>
-    <w:bookmarkEnd w:id="33"/>
-    <w:bookmarkStart w:id="34" w:name="horse-racing-expert-system"/>
+    <w:bookmarkEnd w:id="34"/>
+    <w:bookmarkStart w:id="35" w:name="horse-racing-expert-system"/>
     <w:p>
       <w:pPr>
         <w:pStyle w:val="Heading3"/>
@@ -834,8 +865,8 @@
         <w:t xml:space="preserve">Designed a rule-based contrarian handicapping strategy and historical-testing methodology using BRIS racing data and Microsoft Access, emphasizing profit/loss behavior across betting odds rather than winner-picking accuracy alone.</w:t>
       </w:r>
     </w:p>
-    <w:bookmarkEnd w:id="34"/>
-    <w:bookmarkStart w:id="35" w:name="pearlsom"/>
+    <w:bookmarkEnd w:id="35"/>
+    <w:bookmarkStart w:id="36" w:name="pearlsom"/>
     <w:p>
       <w:pPr>
         <w:pStyle w:val="Heading3"/>
@@ -849,11 +880,11 @@
         <w:pStyle w:val="FirstParagraph"/>
       </w:pPr>
       <w:r>
-        <w:t xml:space="preserve">Developing a centralized personal web platform integrating media, mailing lists, email identity, social-media linking, chat, and video communication while preserving users’ existing investment in outside social networks.</w:t>
-      </w:r>
-    </w:p>
-    <w:bookmarkEnd w:id="35"/>
-    <w:bookmarkStart w:id="36" w:name="fusslor"/>
+        <w:t xml:space="preserve">Developing a centralized personal web platform integrating media, mailing lists, email identity, social-media linking, chat, and video communication while preserving users' existing investment in outside social networks.</w:t>
+      </w:r>
+    </w:p>
+    <w:bookmarkEnd w:id="36"/>
+    <w:bookmarkStart w:id="37" w:name="fusslor"/>
     <w:p>
       <w:pPr>
         <w:pStyle w:val="Heading3"/>
@@ -870,8 +901,8 @@
         <w:t xml:space="preserve">Developing a related social-web platform with working capabilities for profiles, media publishing, messaging, mailing lists, digital content, and connections to external social identities.</w:t>
       </w:r>
     </w:p>
-    <w:bookmarkEnd w:id="36"/>
-    <w:bookmarkStart w:id="37" w:name="elephant"/>
+    <w:bookmarkEnd w:id="37"/>
+    <w:bookmarkStart w:id="38" w:name="elephant"/>
     <w:p>
       <w:pPr>
         <w:pStyle w:val="Heading3"/>
@@ -888,8 +919,8 @@
         <w:t xml:space="preserve">Designed a preservation-oriented AI architecture intended to retain significant conversational information with provenance while orchestrating external tools and services. Related Elephant Book work explores AI-assisted notebook organization and retrieval.</w:t>
       </w:r>
     </w:p>
-    <w:bookmarkEnd w:id="37"/>
-    <w:bookmarkStart w:id="38" w:name="the-illuminated-bible"/>
+    <w:bookmarkEnd w:id="38"/>
+    <w:bookmarkStart w:id="39" w:name="the-illuminated-bible"/>
     <w:p>
       <w:pPr>
         <w:pStyle w:val="Heading3"/>
@@ -906,8 +937,8 @@
         <w:t xml:space="preserve">Designed and prototyped a multilingual publishing system that can illuminate significant words in an English Biblical text with Hebrew, Aramaic, Syriac, or Koine Greek source-language information, transliteration, and translation.</w:t>
       </w:r>
     </w:p>
-    <w:bookmarkEnd w:id="38"/>
-    <w:bookmarkStart w:id="39" w:name="star-almanack"/>
+    <w:bookmarkEnd w:id="39"/>
+    <w:bookmarkStart w:id="40" w:name="star-almanack"/>
     <w:p>
       <w:pPr>
         <w:pStyle w:val="Heading3"/>
@@ -924,8 +955,8 @@
         <w:t xml:space="preserve">Developing an observer-first computational astronomy and publishing system combining astronomical calculations, regression testing, observational guidance, graphical presentation, and technical writing.</w:t>
       </w:r>
     </w:p>
-    <w:bookmarkEnd w:id="39"/>
-    <w:bookmarkStart w:id="40" w:name="chatgpt-usability-study"/>
+    <w:bookmarkEnd w:id="40"/>
+    <w:bookmarkStart w:id="41" w:name="chatgpt-usability-study"/>
     <w:p>
       <w:pPr>
         <w:pStyle w:val="Heading3"/>
@@ -942,8 +973,8 @@
         <w:t xml:space="preserve">Conducting an independent structured software-quality study of recurring persistence, interface, and behavioral problems encountered during sustained real-world use, evaluated for severity, user impact, reproducibility, and effects.</w:t>
       </w:r>
     </w:p>
-    <w:bookmarkEnd w:id="40"/>
-    <w:bookmarkStart w:id="41" w:name="lunarfax"/>
+    <w:bookmarkEnd w:id="41"/>
+    <w:bookmarkStart w:id="42" w:name="lunarfax"/>
     <w:p>
       <w:pPr>
         <w:pStyle w:val="Heading3"/>
@@ -960,8 +991,8 @@
         <w:t xml:space="preserve">Designed a device-based fax application concept using an accumulating page allowance, with a proposed Lunar Facts educational astronomy campaign as one application.</w:t>
       </w:r>
     </w:p>
-    <w:bookmarkEnd w:id="41"/>
-    <w:bookmarkStart w:id="42" w:name="afghanistan-saffron-business"/>
+    <w:bookmarkEnd w:id="42"/>
+    <w:bookmarkStart w:id="43" w:name="afghanistan-saffron-business"/>
     <w:p>
       <w:pPr>
         <w:pStyle w:val="Heading3"/>
@@ -978,8 +1009,8 @@
         <w:t xml:space="preserve">Developing a business project involving Afghan saffron; detailed technical scope, business model, and implementation status are being documented as the project develops.</w:t>
       </w:r>
     </w:p>
-    <w:bookmarkEnd w:id="42"/>
-    <w:bookmarkStart w:id="43" w:name="githelm"/>
+    <w:bookmarkEnd w:id="43"/>
+    <w:bookmarkStart w:id="44" w:name="githelm"/>
     <w:p>
       <w:pPr>
         <w:pStyle w:val="Heading3"/>
@@ -996,8 +1027,8 @@
         <w:t xml:space="preserve">Developing a software project whose architecture, purpose, implementation status, and technical details are being documented as development proceeds.</w:t>
       </w:r>
     </w:p>
-    <w:bookmarkEnd w:id="43"/>
-    <w:bookmarkStart w:id="44" w:name="the-heather-papers"/>
+    <w:bookmarkEnd w:id="44"/>
+    <w:bookmarkStart w:id="45" w:name="the-heather-papers"/>
     <w:p>
       <w:pPr>
         <w:pStyle w:val="Heading3"/>
@@ -1014,8 +1045,8 @@
         <w:t xml:space="preserve">A prose project preserving and organizing extended discussions about artificial intelligence, its behavior, implications, and the human experience of working with it.</w:t>
       </w:r>
     </w:p>
-    <w:bookmarkEnd w:id="44"/>
-    <w:bookmarkStart w:id="45" w:name="Xe4196995a1e2fc8464a81f9c547e1487189ab55"/>
+    <w:bookmarkEnd w:id="45"/>
+    <w:bookmarkStart w:id="46" w:name="Xe4196995a1e2fc8464a81f9c547e1487189ab55"/>
     <w:p>
       <w:pPr>
         <w:pStyle w:val="Heading3"/>
@@ -1032,9 +1063,9 @@
         <w:t xml:space="preserve">Designed and built a working professional website architecture using independently testable content pages, thin Jekyll wrappers, reusable includes, responsive presentation, shared navigation, C-3PO document viewing, source viewing, sharing, and synchronized résumé publishing across HTML, PDF, DOCX, TXT, ODT, and Markdown. The architecture is intended to be reusable for other personal and professional websites.</w:t>
       </w:r>
     </w:p>
-    <w:bookmarkEnd w:id="45"/>
     <w:bookmarkEnd w:id="46"/>
-    <w:bookmarkStart w:id="47" w:name="education"/>
+    <w:bookmarkEnd w:id="47"/>
+    <w:bookmarkStart w:id="48" w:name="education"/>
     <w:p>
       <w:pPr>
         <w:pStyle w:val="Heading2"/>
@@ -1049,8 +1080,8 @@
       </w:pPr>
       <w:r>
         <w:rPr>
+          <w:bCs/>
           <w:b/>
-          <w:bCs/>
         </w:rPr>
         <w:t xml:space="preserve">Oberlin College</w:t>
       </w:r>
@@ -1067,8 +1098,8 @@
       </w:pPr>
       <w:r>
         <w:rPr>
+          <w:bCs/>
           <w:b/>
-          <w:bCs/>
         </w:rPr>
         <w:t xml:space="preserve">Los Angeles City College</w:t>
       </w:r>
@@ -1076,7 +1107,7 @@
         <w:t xml:space="preserve"> </w:t>
       </w:r>
       <w:r>
-        <w:t xml:space="preserve">— Computer Science studies; associate’s degree nearly complete</w:t>
+        <w:t xml:space="preserve">— Computer Science studies; associate's degree nearly complete</w:t>
       </w:r>
     </w:p>
     <w:p>
@@ -1085,8 +1116,8 @@
       </w:pPr>
       <w:r>
         <w:rPr>
+          <w:bCs/>
           <w:b/>
-          <w:bCs/>
         </w:rPr>
         <w:t xml:space="preserve">University of Massachusetts Lowell</w:t>
       </w:r>
@@ -1097,8 +1128,8 @@
         <w:t xml:space="preserve">— Approximately 1 year of undergraduate mathematics study</w:t>
       </w:r>
     </w:p>
-    <w:bookmarkEnd w:id="47"/>
-    <w:bookmarkStart w:id="48" w:name="active-credentials"/>
+    <w:bookmarkEnd w:id="48"/>
+    <w:bookmarkStart w:id="49" w:name="active-credentials"/>
     <w:p>
       <w:pPr>
         <w:pStyle w:val="Heading2"/>
@@ -1109,11 +1140,11 @@
     </w:p>
     <w:p>
       <w:pPr>
-        <w:pStyle w:val="Compact"/>
         <w:numPr>
           <w:ilvl w:val="0"/>
           <w:numId w:val="1010"/>
         </w:numPr>
+        <w:pStyle w:val="Compact"/>
       </w:pPr>
       <w:r>
         <w:t xml:space="preserve">California Resident Insurance Producer License</w:t>
@@ -1121,11 +1152,11 @@
     </w:p>
     <w:p>
       <w:pPr>
-        <w:pStyle w:val="Compact"/>
         <w:numPr>
           <w:ilvl w:val="0"/>
           <w:numId w:val="1010"/>
         </w:numPr>
+        <w:pStyle w:val="Compact"/>
       </w:pPr>
       <w:r>
         <w:t xml:space="preserve">California Security Guard Card</w:t>
@@ -1133,29 +1164,29 @@
     </w:p>
     <w:p>
       <w:pPr>
-        <w:pStyle w:val="Compact"/>
         <w:numPr>
           <w:ilvl w:val="0"/>
           <w:numId w:val="1010"/>
         </w:numPr>
-      </w:pPr>
-      <w:r>
-        <w:t xml:space="preserve">California Class C Driver’s License</w:t>
-      </w:r>
-    </w:p>
-    <w:p>
-      <w:pPr>
-        <w:pStyle w:val="Compact"/>
+        <w:pStyle w:val="Compact"/>
+      </w:pPr>
+      <w:r>
+        <w:t xml:space="preserve">California Class C Driver's License</w:t>
+      </w:r>
+    </w:p>
+    <w:p>
+      <w:pPr>
         <w:numPr>
           <w:ilvl w:val="0"/>
           <w:numId w:val="1010"/>
         </w:numPr>
+        <w:pStyle w:val="Compact"/>
       </w:pPr>
       <w:r>
         <w:t xml:space="preserve">California 30-Day Substitute Teaching Permit</w:t>
       </w:r>
     </w:p>
-    <w:bookmarkEnd w:id="48"/>
+    <w:bookmarkEnd w:id="49"/>
     <w:sectPr/>
   </w:body>
 </w:document>
@@ -1187,7 +1218,7 @@
 <file path=word/numbering.xml><?xml version="1.0" encoding="utf-8"?>
 <w:numbering xmlns:w="http://schemas.openxmlformats.org/wordprocessingml/2006/main">
   <w:abstractNum w:abstractNumId="990">
-    <w:nsid w:val="0000A990"/>
+    <w:nsid w:val="A990"/>
     <w:multiLevelType w:val="multilevel"/>
     <w:lvl w:ilvl="0">
       <w:numFmt w:val="bullet"/>
@@ -1263,7 +1294,7 @@
     </w:lvl>
   </w:abstractNum>
   <w:abstractNum w:abstractNumId="991">
-    <w:nsid w:val="0000A991"/>
+    <w:nsid w:val="A991"/>
     <w:multiLevelType w:val="multilevel"/>
     <w:lvl w:ilvl="0">
       <w:numFmt w:val="bullet"/>
@@ -1400,10 +1431,10 @@
     <w:name w:val="Body Text"/>
     <w:basedOn w:val="Normal"/>
     <w:link w:val="BodyTextChar"/>
-    <w:qFormat/>
     <w:pPr>
       <w:spacing w:after="180" w:before="180"/>
     </w:pPr>
+    <w:qFormat/>
   </w:style>
   <w:style w:customStyle="1" w:styleId="FirstParagraph" w:type="paragraph">
     <w:name w:val="First Paragraph"/>
@@ -1483,14 +1514,15 @@
     <w:pPr>
       <w:keepNext/>
       <w:keepLines/>
+      <w:jc w:val="center"/>
       <w:spacing w:after="0" w:before="300"/>
-      <w:jc w:val="center"/>
     </w:pPr>
     <w:rPr>
+      <w:sz w:val="20"/>
+      <w:szCs w:val="20"/>
       <w:b/>
       <w:color w:val="345A8A"/>
-      <w:sz w:val="20"/>
-      <w:szCs w:val="20"/>
+      &gt;
     </w:rPr>
   </w:style>
   <w:style w:customStyle="1" w:styleId="Abstract" w:type="paragraph">
@@ -1596,8 +1628,8 @@
     </w:pPr>
     <w:rPr>
       <w:rFonts w:asciiTheme="majorHAnsi" w:cstheme="majorBidi" w:eastAsiaTheme="majorEastAsia" w:hAnsiTheme="majorHAnsi"/>
+      <w:i/>
       <w:bCs/>
-      <w:i/>
       <w:color w:themeColor="accent1" w:val="4F81BD"/>
       <w:sz w:val="24"/>
       <w:szCs w:val="24"/>
@@ -1723,18 +1755,6 @@
     <w:uiPriority w:val="9"/>
     <w:unhideWhenUsed/>
     <w:qFormat/>
-  </w:style>
-  <w:style w:styleId="FootnoteBlockText" w:type="paragraph">
-    <w:name w:val="Footnote Block Text"/>
-    <w:basedOn w:val="Footnote Text"/>
-    <w:next w:val="Footnote Text"/>
-    <w:uiPriority w:val="9"/>
-    <w:unhideWhenUsed/>
-    <w:qFormat/>
-    <w:pPr>
-      <w:spacing w:after="100" w:before="100"/>
-      <w:ind w:firstLine="0" w:left="480" w:right="480"/>
-    </w:pPr>
   </w:style>
   <w:style w:default="1" w:styleId="DefaultParagraphFont" w:type="character">
     <w:name w:val="Default Paragraph Font"/>
@@ -1765,10 +1785,10 @@
         <w:jc w:val="left"/>
       </w:trPr>
       <w:tcPr>
+        <w:vAlign w:val="bottom"/>
         <w:tcBorders>
           <w:bottom w:val="single"/>
         </w:tcBorders>
-        <w:vAlign w:val="bottom"/>
       </w:tcPr>
     </w:tblStylePr>
   </w:style>
@@ -1883,8 +1903,8 @@
     <w:name w:val="KeywordTok"/>
     <w:basedOn w:val="VerbatimChar"/>
     <w:rPr>
+      <w:color w:val="007020"/>
       <w:b/>
-      <w:color w:val="007020"/>
     </w:rPr>
   </w:style>
   <w:style w:type="character" w:customStyle="1" w:styleId="DataTypeTok">
@@ -1961,42 +1981,42 @@
     <w:name w:val="ImportTok"/>
     <w:basedOn w:val="VerbatimChar"/>
     <w:rPr>
+      <w:color w:val="008000"/>
       <w:b/>
-      <w:color w:val="008000"/>
     </w:rPr>
   </w:style>
   <w:style w:type="character" w:customStyle="1" w:styleId="CommentTok">
     <w:name w:val="CommentTok"/>
     <w:basedOn w:val="VerbatimChar"/>
     <w:rPr>
+      <w:color w:val="60a0b0"/>
       <w:i/>
-      <w:color w:val="60a0b0"/>
     </w:rPr>
   </w:style>
   <w:style w:type="character" w:customStyle="1" w:styleId="DocumentationTok">
     <w:name w:val="DocumentationTok"/>
     <w:basedOn w:val="VerbatimChar"/>
     <w:rPr>
+      <w:color w:val="ba2121"/>
       <w:i/>
-      <w:color w:val="ba2121"/>
     </w:rPr>
   </w:style>
   <w:style w:type="character" w:customStyle="1" w:styleId="AnnotationTok">
     <w:name w:val="AnnotationTok"/>
     <w:basedOn w:val="VerbatimChar"/>
     <w:rPr>
+      <w:color w:val="60a0b0"/>
       <w:b/>
       <w:i/>
-      <w:color w:val="60a0b0"/>
     </w:rPr>
   </w:style>
   <w:style w:type="character" w:customStyle="1" w:styleId="CommentVarTok">
     <w:name w:val="CommentVarTok"/>
     <w:basedOn w:val="VerbatimChar"/>
     <w:rPr>
+      <w:color w:val="60a0b0"/>
       <w:b/>
       <w:i/>
-      <w:color w:val="60a0b0"/>
     </w:rPr>
   </w:style>
   <w:style w:type="character" w:customStyle="1" w:styleId="OtherTok">
@@ -2024,8 +2044,8 @@
     <w:name w:val="ControlFlowTok"/>
     <w:basedOn w:val="VerbatimChar"/>
     <w:rPr>
+      <w:color w:val="007020"/>
       <w:b/>
-      <w:color w:val="007020"/>
     </w:rPr>
   </w:style>
   <w:style w:type="character" w:customStyle="1" w:styleId="OperatorTok">
@@ -2070,34 +2090,34 @@
     <w:name w:val="InformationTok"/>
     <w:basedOn w:val="VerbatimChar"/>
     <w:rPr>
+      <w:color w:val="60a0b0"/>
       <w:b/>
       <w:i/>
-      <w:color w:val="60a0b0"/>
     </w:rPr>
   </w:style>
   <w:style w:type="character" w:customStyle="1" w:styleId="WarningTok">
     <w:name w:val="WarningTok"/>
     <w:basedOn w:val="VerbatimChar"/>
     <w:rPr>
+      <w:color w:val="60a0b0"/>
       <w:b/>
       <w:i/>
-      <w:color w:val="60a0b0"/>
     </w:rPr>
   </w:style>
   <w:style w:type="character" w:customStyle="1" w:styleId="AlertTok">
     <w:name w:val="AlertTok"/>
     <w:basedOn w:val="VerbatimChar"/>
     <w:rPr>
+      <w:color w:val="ff0000"/>
       <w:b/>
-      <w:color w:val="ff0000"/>
     </w:rPr>
   </w:style>
   <w:style w:type="character" w:customStyle="1" w:styleId="ErrorTok">
     <w:name w:val="ErrorTok"/>
     <w:basedOn w:val="VerbatimChar"/>
     <w:rPr>
+      <w:color w:val="ff0000"/>
       <w:b/>
-      <w:color w:val="ff0000"/>
     </w:rPr>
   </w:style>
   <w:style w:type="character" w:customStyle="1" w:styleId="NormalTok">

--- a/resumes/technical-resume.docx
+++ b/resumes/technical-resume.docx
@@ -803,7 +803,7 @@
     </w:p>
     <w:bookmarkEnd w:id="31"/>
     <w:bookmarkEnd w:id="32"/>
-    <w:bookmarkStart w:id="47" w:name="current-technical-independent-projects"/>
+    <w:bookmarkStart w:id="46" w:name="current-technical-independent-projects"/>
     <w:p>
       <w:pPr>
         <w:pStyle w:val="Heading2"/>
@@ -884,13 +884,13 @@
       </w:r>
     </w:p>
     <w:bookmarkEnd w:id="36"/>
-    <w:bookmarkStart w:id="37" w:name="fusslor"/>
+    <w:bookmarkStart w:id="37" w:name="elephant"/>
     <w:p>
       <w:pPr>
         <w:pStyle w:val="Heading3"/>
       </w:pPr>
       <w:r>
-        <w:t xml:space="preserve">Fusslor</w:t>
+        <w:t xml:space="preserve">Elephant</w:t>
       </w:r>
     </w:p>
     <w:p>
@@ -898,17 +898,17 @@
         <w:pStyle w:val="FirstParagraph"/>
       </w:pPr>
       <w:r>
-        <w:t xml:space="preserve">Developing a related social-web platform with working capabilities for profiles, media publishing, messaging, mailing lists, digital content, and connections to external social identities.</w:t>
+        <w:t xml:space="preserve">Designed a preservation-oriented AI architecture intended to retain significant conversational information with provenance while orchestrating external tools and services. Related Elephant Book work explores AI-assisted notebook organization and retrieval.</w:t>
       </w:r>
     </w:p>
     <w:bookmarkEnd w:id="37"/>
-    <w:bookmarkStart w:id="38" w:name="elephant"/>
+    <w:bookmarkStart w:id="38" w:name="the-illuminated-bible"/>
     <w:p>
       <w:pPr>
         <w:pStyle w:val="Heading3"/>
       </w:pPr>
       <w:r>
-        <w:t xml:space="preserve">Elephant</w:t>
+        <w:t xml:space="preserve">The Illuminated Bible</w:t>
       </w:r>
     </w:p>
     <w:p>
@@ -916,17 +916,17 @@
         <w:pStyle w:val="FirstParagraph"/>
       </w:pPr>
       <w:r>
-        <w:t xml:space="preserve">Designed a preservation-oriented AI architecture intended to retain significant conversational information with provenance while orchestrating external tools and services. Related Elephant Book work explores AI-assisted notebook organization and retrieval.</w:t>
+        <w:t xml:space="preserve">Designed and prototyped a multilingual publishing system that can illuminate significant words in an English Biblical text with Hebrew, Aramaic, Syriac, or Koine Greek source-language information, transliteration, and translation.</w:t>
       </w:r>
     </w:p>
     <w:bookmarkEnd w:id="38"/>
-    <w:bookmarkStart w:id="39" w:name="the-illuminated-bible"/>
+    <w:bookmarkStart w:id="39" w:name="star-almanack"/>
     <w:p>
       <w:pPr>
         <w:pStyle w:val="Heading3"/>
       </w:pPr>
       <w:r>
-        <w:t xml:space="preserve">The Illuminated Bible</w:t>
+        <w:t xml:space="preserve">Star Almanack</w:t>
       </w:r>
     </w:p>
     <w:p>
@@ -934,17 +934,17 @@
         <w:pStyle w:val="FirstParagraph"/>
       </w:pPr>
       <w:r>
-        <w:t xml:space="preserve">Designed and prototyped a multilingual publishing system that can illuminate significant words in an English Biblical text with Hebrew, Aramaic, Syriac, or Koine Greek source-language information, transliteration, and translation.</w:t>
+        <w:t xml:space="preserve">Developing an observer-first computational astronomy and publishing system combining astronomical calculations, regression testing, observational guidance, graphical presentation, and technical writing.</w:t>
       </w:r>
     </w:p>
     <w:bookmarkEnd w:id="39"/>
-    <w:bookmarkStart w:id="40" w:name="star-almanack"/>
+    <w:bookmarkStart w:id="40" w:name="chatgpt-usability-study"/>
     <w:p>
       <w:pPr>
         <w:pStyle w:val="Heading3"/>
       </w:pPr>
       <w:r>
-        <w:t xml:space="preserve">Star Almanack</w:t>
+        <w:t xml:space="preserve">ChatGPT Usability Study</w:t>
       </w:r>
     </w:p>
     <w:p>
@@ -952,17 +952,17 @@
         <w:pStyle w:val="FirstParagraph"/>
       </w:pPr>
       <w:r>
-        <w:t xml:space="preserve">Developing an observer-first computational astronomy and publishing system combining astronomical calculations, regression testing, observational guidance, graphical presentation, and technical writing.</w:t>
+        <w:t xml:space="preserve">Conducting an independent structured software-quality study of recurring persistence, interface, and behavioral problems encountered during sustained real-world use, evaluated for severity, user impact, reproducibility, and effects.</w:t>
       </w:r>
     </w:p>
     <w:bookmarkEnd w:id="40"/>
-    <w:bookmarkStart w:id="41" w:name="chatgpt-usability-study"/>
+    <w:bookmarkStart w:id="41" w:name="lunarfax"/>
     <w:p>
       <w:pPr>
         <w:pStyle w:val="Heading3"/>
       </w:pPr>
       <w:r>
-        <w:t xml:space="preserve">ChatGPT Usability Study</w:t>
+        <w:t xml:space="preserve">LunarFAX</w:t>
       </w:r>
     </w:p>
     <w:p>
@@ -970,17 +970,17 @@
         <w:pStyle w:val="FirstParagraph"/>
       </w:pPr>
       <w:r>
-        <w:t xml:space="preserve">Conducting an independent structured software-quality study of recurring persistence, interface, and behavioral problems encountered during sustained real-world use, evaluated for severity, user impact, reproducibility, and effects.</w:t>
+        <w:t xml:space="preserve">Designed a device-based fax application concept using an accumulating page allowance, with a proposed Lunar Facts educational astronomy campaign as one application.</w:t>
       </w:r>
     </w:p>
     <w:bookmarkEnd w:id="41"/>
-    <w:bookmarkStart w:id="42" w:name="lunarfax"/>
+    <w:bookmarkStart w:id="42" w:name="afghanistan-saffron-business"/>
     <w:p>
       <w:pPr>
         <w:pStyle w:val="Heading3"/>
       </w:pPr>
       <w:r>
-        <w:t xml:space="preserve">LunarFAX</w:t>
+        <w:t xml:space="preserve">Afghanistan Saffron Business</w:t>
       </w:r>
     </w:p>
     <w:p>
@@ -988,17 +988,17 @@
         <w:pStyle w:val="FirstParagraph"/>
       </w:pPr>
       <w:r>
-        <w:t xml:space="preserve">Designed a device-based fax application concept using an accumulating page allowance, with a proposed Lunar Facts educational astronomy campaign as one application.</w:t>
+        <w:t xml:space="preserve">Developing a business project involving Afghan saffron; detailed technical scope, business model, and implementation status are being documented as the project develops.</w:t>
       </w:r>
     </w:p>
     <w:bookmarkEnd w:id="42"/>
-    <w:bookmarkStart w:id="43" w:name="afghanistan-saffron-business"/>
+    <w:bookmarkStart w:id="43" w:name="githelm"/>
     <w:p>
       <w:pPr>
         <w:pStyle w:val="Heading3"/>
       </w:pPr>
       <w:r>
-        <w:t xml:space="preserve">Afghanistan Saffron Business</w:t>
+        <w:t xml:space="preserve">GitHelm</w:t>
       </w:r>
     </w:p>
     <w:p>
@@ -1006,17 +1006,17 @@
         <w:pStyle w:val="FirstParagraph"/>
       </w:pPr>
       <w:r>
-        <w:t xml:space="preserve">Developing a business project involving Afghan saffron; detailed technical scope, business model, and implementation status are being documented as the project develops.</w:t>
+        <w:t xml:space="preserve">Developing a software project whose architecture, purpose, implementation status, and technical details are being documented as development proceeds.</w:t>
       </w:r>
     </w:p>
     <w:bookmarkEnd w:id="43"/>
-    <w:bookmarkStart w:id="44" w:name="githelm"/>
+    <w:bookmarkStart w:id="44" w:name="the-heather-papers"/>
     <w:p>
       <w:pPr>
         <w:pStyle w:val="Heading3"/>
       </w:pPr>
       <w:r>
-        <w:t xml:space="preserve">GitHelm</w:t>
+        <w:t xml:space="preserve">The Heather Papers</w:t>
       </w:r>
     </w:p>
     <w:p>
@@ -1024,17 +1024,17 @@
         <w:pStyle w:val="FirstParagraph"/>
       </w:pPr>
       <w:r>
-        <w:t xml:space="preserve">Developing a software project whose architecture, purpose, implementation status, and technical details are being documented as development proceeds.</w:t>
+        <w:t xml:space="preserve">A prose project preserving and organizing extended discussions about artificial intelligence, its behavior, implications, and the human experience of working with it.</w:t>
       </w:r>
     </w:p>
     <w:bookmarkEnd w:id="44"/>
-    <w:bookmarkStart w:id="45" w:name="the-heather-papers"/>
+    <w:bookmarkStart w:id="45" w:name="Xe4196995a1e2fc8464a81f9c547e1487189ab55"/>
     <w:p>
       <w:pPr>
         <w:pStyle w:val="Heading3"/>
       </w:pPr>
       <w:r>
-        <w:t xml:space="preserve">The Heather Papers</w:t>
+        <w:t xml:space="preserve">AlexanderFerrariMiller.com — Reusable Professional Website Architecture</w:t>
       </w:r>
     </w:p>
     <w:p>
@@ -1042,30 +1042,12 @@
         <w:pStyle w:val="FirstParagraph"/>
       </w:pPr>
       <w:r>
-        <w:t xml:space="preserve">A prose project preserving and organizing extended discussions about artificial intelligence, its behavior, implications, and the human experience of working with it.</w:t>
+        <w:t xml:space="preserve">Designed and built a working professional website architecture using independently testable content pages, thin Jekyll wrappers, reusable includes, responsive presentation, shared navigation, C-3PO document viewing, source viewing, sharing, and synchronized résumé publishing across HTML, PDF, DOCX, TXT, ODT, and Markdown. The architecture is intended to be reusable for other personal and professional websites.</w:t>
       </w:r>
     </w:p>
     <w:bookmarkEnd w:id="45"/>
-    <w:bookmarkStart w:id="46" w:name="Xe4196995a1e2fc8464a81f9c547e1487189ab55"/>
-    <w:p>
-      <w:pPr>
-        <w:pStyle w:val="Heading3"/>
-      </w:pPr>
-      <w:r>
-        <w:t xml:space="preserve">AlexanderFerrariMiller.com — Reusable Professional Website Architecture</w:t>
-      </w:r>
-    </w:p>
-    <w:p>
-      <w:pPr>
-        <w:pStyle w:val="FirstParagraph"/>
-      </w:pPr>
-      <w:r>
-        <w:t xml:space="preserve">Designed and built a working professional website architecture using independently testable content pages, thin Jekyll wrappers, reusable includes, responsive presentation, shared navigation, C-3PO document viewing, source viewing, sharing, and synchronized résumé publishing across HTML, PDF, DOCX, TXT, ODT, and Markdown. The architecture is intended to be reusable for other personal and professional websites.</w:t>
-      </w:r>
-    </w:p>
     <w:bookmarkEnd w:id="46"/>
-    <w:bookmarkEnd w:id="47"/>
-    <w:bookmarkStart w:id="48" w:name="education"/>
+    <w:bookmarkStart w:id="47" w:name="education"/>
     <w:p>
       <w:pPr>
         <w:pStyle w:val="Heading2"/>
@@ -1128,65 +1110,65 @@
         <w:t xml:space="preserve">— Approximately 1 year of undergraduate mathematics study</w:t>
       </w:r>
     </w:p>
+    <w:bookmarkEnd w:id="47"/>
+    <w:bookmarkStart w:id="48" w:name="active-credentials"/>
+    <w:p>
+      <w:pPr>
+        <w:pStyle w:val="Heading2"/>
+      </w:pPr>
+      <w:r>
+        <w:t xml:space="preserve">Active Credentials</w:t>
+      </w:r>
+    </w:p>
+    <w:p>
+      <w:pPr>
+        <w:numPr>
+          <w:ilvl w:val="0"/>
+          <w:numId w:val="1010"/>
+        </w:numPr>
+        <w:pStyle w:val="Compact"/>
+      </w:pPr>
+      <w:r>
+        <w:t xml:space="preserve">California Resident Insurance Producer License</w:t>
+      </w:r>
+    </w:p>
+    <w:p>
+      <w:pPr>
+        <w:numPr>
+          <w:ilvl w:val="0"/>
+          <w:numId w:val="1010"/>
+        </w:numPr>
+        <w:pStyle w:val="Compact"/>
+      </w:pPr>
+      <w:r>
+        <w:t xml:space="preserve">California Security Guard Card</w:t>
+      </w:r>
+    </w:p>
+    <w:p>
+      <w:pPr>
+        <w:numPr>
+          <w:ilvl w:val="0"/>
+          <w:numId w:val="1010"/>
+        </w:numPr>
+        <w:pStyle w:val="Compact"/>
+      </w:pPr>
+      <w:r>
+        <w:t xml:space="preserve">California Class C Driver's License</w:t>
+      </w:r>
+    </w:p>
+    <w:p>
+      <w:pPr>
+        <w:numPr>
+          <w:ilvl w:val="0"/>
+          <w:numId w:val="1010"/>
+        </w:numPr>
+        <w:pStyle w:val="Compact"/>
+      </w:pPr>
+      <w:r>
+        <w:t xml:space="preserve">California 30-Day Substitute Teaching Permit</w:t>
+      </w:r>
+    </w:p>
     <w:bookmarkEnd w:id="48"/>
-    <w:bookmarkStart w:id="49" w:name="active-credentials"/>
-    <w:p>
-      <w:pPr>
-        <w:pStyle w:val="Heading2"/>
-      </w:pPr>
-      <w:r>
-        <w:t xml:space="preserve">Active Credentials</w:t>
-      </w:r>
-    </w:p>
-    <w:p>
-      <w:pPr>
-        <w:numPr>
-          <w:ilvl w:val="0"/>
-          <w:numId w:val="1010"/>
-        </w:numPr>
-        <w:pStyle w:val="Compact"/>
-      </w:pPr>
-      <w:r>
-        <w:t xml:space="preserve">California Resident Insurance Producer License</w:t>
-      </w:r>
-    </w:p>
-    <w:p>
-      <w:pPr>
-        <w:numPr>
-          <w:ilvl w:val="0"/>
-          <w:numId w:val="1010"/>
-        </w:numPr>
-        <w:pStyle w:val="Compact"/>
-      </w:pPr>
-      <w:r>
-        <w:t xml:space="preserve">California Security Guard Card</w:t>
-      </w:r>
-    </w:p>
-    <w:p>
-      <w:pPr>
-        <w:numPr>
-          <w:ilvl w:val="0"/>
-          <w:numId w:val="1010"/>
-        </w:numPr>
-        <w:pStyle w:val="Compact"/>
-      </w:pPr>
-      <w:r>
-        <w:t xml:space="preserve">California Class C Driver's License</w:t>
-      </w:r>
-    </w:p>
-    <w:p>
-      <w:pPr>
-        <w:numPr>
-          <w:ilvl w:val="0"/>
-          <w:numId w:val="1010"/>
-        </w:numPr>
-        <w:pStyle w:val="Compact"/>
-      </w:pPr>
-      <w:r>
-        <w:t xml:space="preserve">California 30-Day Substitute Teaching Permit</w:t>
-      </w:r>
-    </w:p>
-    <w:bookmarkEnd w:id="49"/>
     <w:sectPr/>
   </w:body>
 </w:document>
